--- a/05_MS_Excel/MS Excel Notes/Excel Topics.docx
+++ b/05_MS_Excel/MS Excel Notes/Excel Topics.docx
@@ -8,9 +8,19 @@
       </w:r>
       <w:r>
         <w:br/>
+      </w:r>
+      <w:proofErr w:type="spellStart"/>
+      <w:r>
         <w:t>Flashfill</w:t>
       </w:r>
+      <w:proofErr w:type="spellEnd"/>
     </w:p>
+    <w:p>
+      <w:r>
+        <w:t>Text to Column</w:t>
+      </w:r>
+    </w:p>
+    <w:p/>
     <w:sectPr>
       <w:pgSz w:w="11906" w:h="16838"/>
       <w:pgMar w:top="1440" w:right="1440" w:bottom="1440" w:left="1440" w:header="708" w:footer="708" w:gutter="0"/>

--- a/05_MS_Excel/MS Excel Notes/Excel Topics.docx
+++ b/05_MS_Excel/MS Excel Notes/Excel Topics.docx
@@ -18,6 +18,16 @@
     <w:p>
       <w:r>
         <w:t>Text to Column</w:t>
+      </w:r>
+    </w:p>
+    <w:p>
+      <w:r>
+        <w:t>Data Validation</w:t>
+      </w:r>
+    </w:p>
+    <w:p>
+      <w:r>
+        <w:t>Data Connectors</w:t>
       </w:r>
     </w:p>
     <w:p/>

--- a/05_MS_Excel/MS Excel Notes/Excel Topics.docx
+++ b/05_MS_Excel/MS Excel Notes/Excel Topics.docx
@@ -7,13 +7,12 @@
         <w:t>Autofill</w:t>
       </w:r>
       <w:r>
+        <w:t xml:space="preserve"> (Automatic Values)</w:t>
+      </w:r>
+      <w:r>
         <w:br/>
-      </w:r>
-      <w:proofErr w:type="spellStart"/>
-      <w:r>
         <w:t>Flashfill</w:t>
       </w:r>
-      <w:proofErr w:type="spellEnd"/>
     </w:p>
     <w:p>
       <w:r>

--- a/05_MS_Excel/MS Excel Notes/Excel Topics.docx
+++ b/05_MS_Excel/MS Excel Notes/Excel Topics.docx
@@ -27,6 +27,20 @@
     <w:p>
       <w:r>
         <w:t>Data Connectors</w:t>
+      </w:r>
+      <w:r>
+        <w:t xml:space="preserve"> (from web, ODBC,</w:t>
+      </w:r>
+      <w:r>
+        <w:t xml:space="preserve"> MYSQL</w:t>
+      </w:r>
+      <w:r>
+        <w:t>)</w:t>
+      </w:r>
+    </w:p>
+    <w:p>
+      <w:r>
+        <w:t>Conditional Formatting</w:t>
       </w:r>
     </w:p>
     <w:p/>

--- a/05_MS_Excel/MS Excel Notes/Excel Topics.docx
+++ b/05_MS_Excel/MS Excel Notes/Excel Topics.docx
@@ -41,6 +41,16 @@
     <w:p>
       <w:r>
         <w:t>Conditional Formatting</w:t>
+      </w:r>
+    </w:p>
+    <w:p>
+      <w:r>
+        <w:t>Basic Formatting</w:t>
+      </w:r>
+    </w:p>
+    <w:p>
+      <w:r>
+        <w:t>Sorting Data</w:t>
       </w:r>
     </w:p>
     <w:p/>

--- a/05_MS_Excel/MS Excel Notes/Excel Topics.docx
+++ b/05_MS_Excel/MS Excel Notes/Excel Topics.docx
@@ -51,6 +51,16 @@
     <w:p>
       <w:r>
         <w:t>Sorting Data</w:t>
+      </w:r>
+    </w:p>
+    <w:p>
+      <w:r>
+        <w:t>Filtering Data</w:t>
+      </w:r>
+    </w:p>
+    <w:p>
+      <w:r>
+        <w:t>Null Values</w:t>
       </w:r>
     </w:p>
     <w:p/>

--- a/05_MS_Excel/MS Excel Notes/Excel Topics.docx
+++ b/05_MS_Excel/MS Excel Notes/Excel Topics.docx
@@ -61,6 +61,11 @@
     <w:p>
       <w:r>
         <w:t>Null Values</w:t>
+      </w:r>
+    </w:p>
+    <w:p>
+      <w:r>
+        <w:t>Duplicate Values</w:t>
       </w:r>
     </w:p>
     <w:p/>

--- a/05_MS_Excel/MS Excel Notes/Excel Topics.docx
+++ b/05_MS_Excel/MS Excel Notes/Excel Topics.docx
@@ -66,6 +66,11 @@
     <w:p>
       <w:r>
         <w:t>Duplicate Values</w:t>
+      </w:r>
+    </w:p>
+    <w:p>
+      <w:r>
+        <w:t>Trimming WhiteSpace</w:t>
       </w:r>
     </w:p>
     <w:p/>

--- a/05_MS_Excel/MS Excel Notes/Excel Topics.docx
+++ b/05_MS_Excel/MS Excel Notes/Excel Topics.docx
@@ -71,6 +71,16 @@
     <w:p>
       <w:r>
         <w:t>Trimming WhiteSpace</w:t>
+      </w:r>
+    </w:p>
+    <w:p>
+      <w:r>
+        <w:t>Fixing Column Format</w:t>
+      </w:r>
+    </w:p>
+    <w:p>
+      <w:r>
+        <w:t>Text Functions</w:t>
       </w:r>
     </w:p>
     <w:p/>

--- a/05_MS_Excel/MS Excel Notes/Excel Topics.docx
+++ b/05_MS_Excel/MS Excel Notes/Excel Topics.docx
@@ -81,6 +81,16 @@
     <w:p>
       <w:r>
         <w:t>Text Functions</w:t>
+      </w:r>
+    </w:p>
+    <w:p>
+      <w:r>
+        <w:t>If,AND,OR Functions</w:t>
+      </w:r>
+    </w:p>
+    <w:p>
+      <w:r>
+        <w:t>Date and Time Function</w:t>
       </w:r>
     </w:p>
     <w:p/>

--- a/05_MS_Excel/MS Excel Notes/Excel Topics.docx
+++ b/05_MS_Excel/MS Excel Notes/Excel Topics.docx
@@ -91,6 +91,11 @@
     <w:p>
       <w:r>
         <w:t>Date and Time Function</w:t>
+      </w:r>
+    </w:p>
+    <w:p>
+      <w:r>
+        <w:t>Countif, Countifs, Sumif, Sumifs</w:t>
       </w:r>
     </w:p>
     <w:p/>

--- a/05_MS_Excel/MS Excel Notes/Excel Topics.docx
+++ b/05_MS_Excel/MS Excel Notes/Excel Topics.docx
@@ -11,8 +11,12 @@
       </w:r>
       <w:r>
         <w:br/>
+      </w:r>
+      <w:proofErr w:type="spellStart"/>
+      <w:r>
         <w:t>Flashfill</w:t>
       </w:r>
+      <w:proofErr w:type="spellEnd"/>
     </w:p>
     <w:p>
       <w:r>
@@ -70,8 +74,13 @@
     </w:p>
     <w:p>
       <w:r>
-        <w:t>Trimming WhiteSpace</w:t>
-      </w:r>
+        <w:t xml:space="preserve">Trimming </w:t>
+      </w:r>
+      <w:proofErr w:type="spellStart"/>
+      <w:r>
+        <w:t>WhiteSpace</w:t>
+      </w:r>
+      <w:proofErr w:type="spellEnd"/>
     </w:p>
     <w:p>
       <w:r>
@@ -84,8 +93,18 @@
       </w:r>
     </w:p>
     <w:p>
-      <w:r>
-        <w:t>If,AND,OR Functions</w:t>
+      <w:proofErr w:type="spellStart"/>
+      <w:proofErr w:type="gramStart"/>
+      <w:r>
+        <w:t>If,AND</w:t>
+      </w:r>
+      <w:proofErr w:type="gramEnd"/>
+      <w:r>
+        <w:t>,OR</w:t>
+      </w:r>
+      <w:proofErr w:type="spellEnd"/>
+      <w:r>
+        <w:t xml:space="preserve"> Functions</w:t>
       </w:r>
     </w:p>
     <w:p>
@@ -94,8 +113,39 @@
       </w:r>
     </w:p>
     <w:p>
-      <w:r>
-        <w:t>Countif, Countifs, Sumif, Sumifs</w:t>
+      <w:proofErr w:type="spellStart"/>
+      <w:r>
+        <w:t>Countif</w:t>
+      </w:r>
+      <w:proofErr w:type="spellEnd"/>
+      <w:r>
+        <w:t xml:space="preserve">, </w:t>
+      </w:r>
+      <w:proofErr w:type="spellStart"/>
+      <w:r>
+        <w:t>Countifs</w:t>
+      </w:r>
+      <w:proofErr w:type="spellEnd"/>
+      <w:r>
+        <w:t xml:space="preserve">, </w:t>
+      </w:r>
+      <w:proofErr w:type="spellStart"/>
+      <w:r>
+        <w:t>Sumif</w:t>
+      </w:r>
+      <w:proofErr w:type="spellEnd"/>
+      <w:r>
+        <w:t xml:space="preserve">, </w:t>
+      </w:r>
+      <w:proofErr w:type="spellStart"/>
+      <w:r>
+        <w:t>Sumifs</w:t>
+      </w:r>
+      <w:proofErr w:type="spellEnd"/>
+    </w:p>
+    <w:p>
+      <w:r>
+        <w:t>XLOOKUP</w:t>
       </w:r>
     </w:p>
     <w:p/>

--- a/05_MS_Excel/MS Excel Notes/Excel Topics.docx
+++ b/05_MS_Excel/MS Excel Notes/Excel Topics.docx
@@ -11,12 +11,8 @@
       </w:r>
       <w:r>
         <w:br/>
-      </w:r>
-      <w:proofErr w:type="spellStart"/>
-      <w:r>
         <w:t>Flashfill</w:t>
       </w:r>
-      <w:proofErr w:type="spellEnd"/>
     </w:p>
     <w:p>
       <w:r>
@@ -74,13 +70,8 @@
     </w:p>
     <w:p>
       <w:r>
-        <w:t xml:space="preserve">Trimming </w:t>
-      </w:r>
-      <w:proofErr w:type="spellStart"/>
-      <w:r>
-        <w:t>WhiteSpace</w:t>
-      </w:r>
-      <w:proofErr w:type="spellEnd"/>
+        <w:t>Trimming WhiteSpace</w:t>
+      </w:r>
     </w:p>
     <w:p>
       <w:r>
@@ -93,18 +84,8 @@
       </w:r>
     </w:p>
     <w:p>
-      <w:proofErr w:type="spellStart"/>
-      <w:proofErr w:type="gramStart"/>
-      <w:r>
-        <w:t>If,AND</w:t>
-      </w:r>
-      <w:proofErr w:type="gramEnd"/>
-      <w:r>
-        <w:t>,OR</w:t>
-      </w:r>
-      <w:proofErr w:type="spellEnd"/>
-      <w:r>
-        <w:t xml:space="preserve"> Functions</w:t>
+      <w:r>
+        <w:t>If,AND,OR Functions</w:t>
       </w:r>
     </w:p>
     <w:p>
@@ -113,39 +94,18 @@
       </w:r>
     </w:p>
     <w:p>
-      <w:proofErr w:type="spellStart"/>
-      <w:r>
-        <w:t>Countif</w:t>
-      </w:r>
-      <w:proofErr w:type="spellEnd"/>
-      <w:r>
-        <w:t xml:space="preserve">, </w:t>
-      </w:r>
-      <w:proofErr w:type="spellStart"/>
-      <w:r>
-        <w:t>Countifs</w:t>
-      </w:r>
-      <w:proofErr w:type="spellEnd"/>
-      <w:r>
-        <w:t xml:space="preserve">, </w:t>
-      </w:r>
-      <w:proofErr w:type="spellStart"/>
-      <w:r>
-        <w:t>Sumif</w:t>
-      </w:r>
-      <w:proofErr w:type="spellEnd"/>
-      <w:r>
-        <w:t xml:space="preserve">, </w:t>
-      </w:r>
-      <w:proofErr w:type="spellStart"/>
-      <w:r>
-        <w:t>Sumifs</w:t>
-      </w:r>
-      <w:proofErr w:type="spellEnd"/>
+      <w:r>
+        <w:t>Countif, Countifs, Sumif, Sumifs</w:t>
+      </w:r>
     </w:p>
     <w:p>
       <w:r>
         <w:t>XLOOKUP</w:t>
+      </w:r>
+    </w:p>
+    <w:p>
+      <w:r>
+        <w:t>Power Query</w:t>
       </w:r>
     </w:p>
     <w:p/>

--- a/05_MS_Excel/MS Excel Notes/Excel Topics.docx
+++ b/05_MS_Excel/MS Excel Notes/Excel Topics.docx
@@ -106,6 +106,11 @@
     <w:p>
       <w:r>
         <w:t>Power Query</w:t>
+      </w:r>
+    </w:p>
+    <w:p>
+      <w:r>
+        <w:t>Text Tools</w:t>
       </w:r>
     </w:p>
     <w:p/>

--- a/05_MS_Excel/MS Excel Notes/Excel Topics.docx
+++ b/05_MS_Excel/MS Excel Notes/Excel Topics.docx
@@ -111,6 +111,11 @@
     <w:p>
       <w:r>
         <w:t>Text Tools</w:t>
+      </w:r>
+    </w:p>
+    <w:p>
+      <w:r>
+        <w:t>Number Tools</w:t>
       </w:r>
     </w:p>
     <w:p/>

--- a/05_MS_Excel/MS Excel Notes/Excel Topics.docx
+++ b/05_MS_Excel/MS Excel Notes/Excel Topics.docx
@@ -11,8 +11,12 @@
       </w:r>
       <w:r>
         <w:br/>
+      </w:r>
+      <w:proofErr w:type="spellStart"/>
+      <w:r>
         <w:t>Flashfill</w:t>
       </w:r>
+      <w:proofErr w:type="spellEnd"/>
     </w:p>
     <w:p>
       <w:r>
@@ -70,8 +74,13 @@
     </w:p>
     <w:p>
       <w:r>
-        <w:t>Trimming WhiteSpace</w:t>
-      </w:r>
+        <w:t xml:space="preserve">Trimming </w:t>
+      </w:r>
+      <w:proofErr w:type="spellStart"/>
+      <w:r>
+        <w:t>WhiteSpace</w:t>
+      </w:r>
+      <w:proofErr w:type="spellEnd"/>
     </w:p>
     <w:p>
       <w:r>
@@ -84,8 +93,18 @@
       </w:r>
     </w:p>
     <w:p>
-      <w:r>
-        <w:t>If,AND,OR Functions</w:t>
+      <w:proofErr w:type="spellStart"/>
+      <w:proofErr w:type="gramStart"/>
+      <w:r>
+        <w:t>If,AND</w:t>
+      </w:r>
+      <w:proofErr w:type="gramEnd"/>
+      <w:r>
+        <w:t>,OR</w:t>
+      </w:r>
+      <w:proofErr w:type="spellEnd"/>
+      <w:r>
+        <w:t xml:space="preserve"> Functions</w:t>
       </w:r>
     </w:p>
     <w:p>
@@ -94,9 +113,35 @@
       </w:r>
     </w:p>
     <w:p>
-      <w:r>
-        <w:t>Countif, Countifs, Sumif, Sumifs</w:t>
-      </w:r>
+      <w:proofErr w:type="spellStart"/>
+      <w:r>
+        <w:t>Countif</w:t>
+      </w:r>
+      <w:proofErr w:type="spellEnd"/>
+      <w:r>
+        <w:t xml:space="preserve">, </w:t>
+      </w:r>
+      <w:proofErr w:type="spellStart"/>
+      <w:r>
+        <w:t>Countifs</w:t>
+      </w:r>
+      <w:proofErr w:type="spellEnd"/>
+      <w:r>
+        <w:t xml:space="preserve">, </w:t>
+      </w:r>
+      <w:proofErr w:type="spellStart"/>
+      <w:r>
+        <w:t>Sumif</w:t>
+      </w:r>
+      <w:proofErr w:type="spellEnd"/>
+      <w:r>
+        <w:t xml:space="preserve">, </w:t>
+      </w:r>
+      <w:proofErr w:type="spellStart"/>
+      <w:r>
+        <w:t>Sumifs</w:t>
+      </w:r>
+      <w:proofErr w:type="spellEnd"/>
     </w:p>
     <w:p>
       <w:r>
@@ -117,8 +162,15 @@
       <w:r>
         <w:t>Number Tools</w:t>
       </w:r>
-    </w:p>
-    <w:p/>
+      <w:r>
+        <w:t xml:space="preserve"> in Power Query</w:t>
+      </w:r>
+    </w:p>
+    <w:p>
+      <w:r>
+        <w:t>Data Mine Tools in MS Excel</w:t>
+      </w:r>
+    </w:p>
     <w:sectPr>
       <w:pgSz w:w="11906" w:h="16838"/>
       <w:pgMar w:top="1440" w:right="1440" w:bottom="1440" w:left="1440" w:header="708" w:footer="708" w:gutter="0"/>

--- a/05_MS_Excel/MS Excel Notes/Excel Topics.docx
+++ b/05_MS_Excel/MS Excel Notes/Excel Topics.docx
@@ -94,13 +94,8 @@
     </w:p>
     <w:p>
       <w:proofErr w:type="spellStart"/>
-      <w:proofErr w:type="gramStart"/>
-      <w:r>
-        <w:t>If,AND</w:t>
-      </w:r>
-      <w:proofErr w:type="gramEnd"/>
-      <w:r>
-        <w:t>,OR</w:t>
+      <w:r>
+        <w:t>If,AND,OR</w:t>
       </w:r>
       <w:proofErr w:type="spellEnd"/>
       <w:r>
@@ -169,6 +164,11 @@
     <w:p>
       <w:r>
         <w:t>Data Mine Tools in MS Excel</w:t>
+      </w:r>
+    </w:p>
+    <w:p>
+      <w:r>
+        <w:t>Conditional Columns</w:t>
       </w:r>
     </w:p>
     <w:sectPr>

--- a/05_MS_Excel/MS Excel Notes/Excel Topics.docx
+++ b/05_MS_Excel/MS Excel Notes/Excel Topics.docx
@@ -11,12 +11,8 @@
       </w:r>
       <w:r>
         <w:br/>
-      </w:r>
-      <w:proofErr w:type="spellStart"/>
-      <w:r>
         <w:t>Flashfill</w:t>
       </w:r>
-      <w:proofErr w:type="spellEnd"/>
     </w:p>
     <w:p>
       <w:r>
@@ -74,13 +70,8 @@
     </w:p>
     <w:p>
       <w:r>
-        <w:t xml:space="preserve">Trimming </w:t>
-      </w:r>
-      <w:proofErr w:type="spellStart"/>
-      <w:r>
-        <w:t>WhiteSpace</w:t>
-      </w:r>
-      <w:proofErr w:type="spellEnd"/>
+        <w:t>Trimming WhiteSpace</w:t>
+      </w:r>
     </w:p>
     <w:p>
       <w:r>
@@ -93,13 +84,8 @@
       </w:r>
     </w:p>
     <w:p>
-      <w:proofErr w:type="spellStart"/>
-      <w:r>
-        <w:t>If,AND,OR</w:t>
-      </w:r>
-      <w:proofErr w:type="spellEnd"/>
-      <w:r>
-        <w:t xml:space="preserve"> Functions</w:t>
+      <w:r>
+        <w:t>If,AND,OR Functions</w:t>
       </w:r>
     </w:p>
     <w:p>
@@ -108,35 +94,9 @@
       </w:r>
     </w:p>
     <w:p>
-      <w:proofErr w:type="spellStart"/>
-      <w:r>
-        <w:t>Countif</w:t>
-      </w:r>
-      <w:proofErr w:type="spellEnd"/>
-      <w:r>
-        <w:t xml:space="preserve">, </w:t>
-      </w:r>
-      <w:proofErr w:type="spellStart"/>
-      <w:r>
-        <w:t>Countifs</w:t>
-      </w:r>
-      <w:proofErr w:type="spellEnd"/>
-      <w:r>
-        <w:t xml:space="preserve">, </w:t>
-      </w:r>
-      <w:proofErr w:type="spellStart"/>
-      <w:r>
-        <w:t>Sumif</w:t>
-      </w:r>
-      <w:proofErr w:type="spellEnd"/>
-      <w:r>
-        <w:t xml:space="preserve">, </w:t>
-      </w:r>
-      <w:proofErr w:type="spellStart"/>
-      <w:r>
-        <w:t>Sumifs</w:t>
-      </w:r>
-      <w:proofErr w:type="spellEnd"/>
+      <w:r>
+        <w:t>Countif, Countifs, Sumif, Sumifs</w:t>
+      </w:r>
     </w:p>
     <w:p>
       <w:r>
@@ -169,6 +129,11 @@
     <w:p>
       <w:r>
         <w:t>Conditional Columns</w:t>
+      </w:r>
+    </w:p>
+    <w:p>
+      <w:r>
+        <w:t>Combine Multiples Files</w:t>
       </w:r>
     </w:p>
     <w:sectPr>

--- a/05_MS_Excel/MS Excel Notes/Excel Topics.docx
+++ b/05_MS_Excel/MS Excel Notes/Excel Topics.docx
@@ -11,8 +11,12 @@
       </w:r>
       <w:r>
         <w:br/>
+      </w:r>
+      <w:proofErr w:type="spellStart"/>
+      <w:r>
         <w:t>Flashfill</w:t>
       </w:r>
+      <w:proofErr w:type="spellEnd"/>
     </w:p>
     <w:p>
       <w:r>
@@ -70,8 +74,13 @@
     </w:p>
     <w:p>
       <w:r>
-        <w:t>Trimming WhiteSpace</w:t>
-      </w:r>
+        <w:t xml:space="preserve">Trimming </w:t>
+      </w:r>
+      <w:proofErr w:type="spellStart"/>
+      <w:r>
+        <w:t>WhiteSpace</w:t>
+      </w:r>
+      <w:proofErr w:type="spellEnd"/>
     </w:p>
     <w:p>
       <w:r>
@@ -84,8 +93,13 @@
       </w:r>
     </w:p>
     <w:p>
-      <w:r>
-        <w:t>If,AND,OR Functions</w:t>
+      <w:proofErr w:type="spellStart"/>
+      <w:r>
+        <w:t>If,AND,OR</w:t>
+      </w:r>
+      <w:proofErr w:type="spellEnd"/>
+      <w:r>
+        <w:t xml:space="preserve"> Functions</w:t>
       </w:r>
     </w:p>
     <w:p>
@@ -94,9 +108,35 @@
       </w:r>
     </w:p>
     <w:p>
-      <w:r>
-        <w:t>Countif, Countifs, Sumif, Sumifs</w:t>
-      </w:r>
+      <w:proofErr w:type="spellStart"/>
+      <w:r>
+        <w:t>Countif</w:t>
+      </w:r>
+      <w:proofErr w:type="spellEnd"/>
+      <w:r>
+        <w:t xml:space="preserve">, </w:t>
+      </w:r>
+      <w:proofErr w:type="spellStart"/>
+      <w:r>
+        <w:t>Countifs</w:t>
+      </w:r>
+      <w:proofErr w:type="spellEnd"/>
+      <w:r>
+        <w:t xml:space="preserve">, </w:t>
+      </w:r>
+      <w:proofErr w:type="spellStart"/>
+      <w:r>
+        <w:t>Sumif</w:t>
+      </w:r>
+      <w:proofErr w:type="spellEnd"/>
+      <w:r>
+        <w:t xml:space="preserve">, </w:t>
+      </w:r>
+      <w:proofErr w:type="spellStart"/>
+      <w:r>
+        <w:t>Sumifs</w:t>
+      </w:r>
+      <w:proofErr w:type="spellEnd"/>
     </w:p>
     <w:p>
       <w:r>
@@ -135,6 +175,16 @@
       <w:r>
         <w:t>Combine Multiples Files</w:t>
       </w:r>
+    </w:p>
+    <w:p>
+      <w:r>
+        <w:t xml:space="preserve">Data </w:t>
+      </w:r>
+      <w:proofErr w:type="spellStart"/>
+      <w:r>
+        <w:t>Modeling</w:t>
+      </w:r>
+      <w:proofErr w:type="spellEnd"/>
     </w:p>
     <w:sectPr>
       <w:pgSz w:w="11906" w:h="16838"/>

--- a/05_MS_Excel/MS Excel Notes/Excel Topics.docx
+++ b/05_MS_Excel/MS Excel Notes/Excel Topics.docx
@@ -11,12 +11,8 @@
       </w:r>
       <w:r>
         <w:br/>
-      </w:r>
-      <w:proofErr w:type="spellStart"/>
-      <w:r>
         <w:t>Flashfill</w:t>
       </w:r>
-      <w:proofErr w:type="spellEnd"/>
     </w:p>
     <w:p>
       <w:r>
@@ -74,13 +70,8 @@
     </w:p>
     <w:p>
       <w:r>
-        <w:t xml:space="preserve">Trimming </w:t>
-      </w:r>
-      <w:proofErr w:type="spellStart"/>
-      <w:r>
-        <w:t>WhiteSpace</w:t>
-      </w:r>
-      <w:proofErr w:type="spellEnd"/>
+        <w:t>Trimming WhiteSpace</w:t>
+      </w:r>
     </w:p>
     <w:p>
       <w:r>
@@ -93,13 +84,8 @@
       </w:r>
     </w:p>
     <w:p>
-      <w:proofErr w:type="spellStart"/>
-      <w:r>
-        <w:t>If,AND,OR</w:t>
-      </w:r>
-      <w:proofErr w:type="spellEnd"/>
-      <w:r>
-        <w:t xml:space="preserve"> Functions</w:t>
+      <w:r>
+        <w:t>If,AND,OR Functions</w:t>
       </w:r>
     </w:p>
     <w:p>
@@ -108,35 +94,9 @@
       </w:r>
     </w:p>
     <w:p>
-      <w:proofErr w:type="spellStart"/>
-      <w:r>
-        <w:t>Countif</w:t>
-      </w:r>
-      <w:proofErr w:type="spellEnd"/>
-      <w:r>
-        <w:t xml:space="preserve">, </w:t>
-      </w:r>
-      <w:proofErr w:type="spellStart"/>
-      <w:r>
-        <w:t>Countifs</w:t>
-      </w:r>
-      <w:proofErr w:type="spellEnd"/>
-      <w:r>
-        <w:t xml:space="preserve">, </w:t>
-      </w:r>
-      <w:proofErr w:type="spellStart"/>
-      <w:r>
-        <w:t>Sumif</w:t>
-      </w:r>
-      <w:proofErr w:type="spellEnd"/>
-      <w:r>
-        <w:t xml:space="preserve">, </w:t>
-      </w:r>
-      <w:proofErr w:type="spellStart"/>
-      <w:r>
-        <w:t>Sumifs</w:t>
-      </w:r>
-      <w:proofErr w:type="spellEnd"/>
+      <w:r>
+        <w:t>Countif, Countifs, Sumif, Sumifs</w:t>
+      </w:r>
     </w:p>
     <w:p>
       <w:r>
@@ -178,13 +138,13 @@
     </w:p>
     <w:p>
       <w:r>
-        <w:t xml:space="preserve">Data </w:t>
-      </w:r>
-      <w:proofErr w:type="spellStart"/>
-      <w:r>
-        <w:t>Modeling</w:t>
-      </w:r>
-      <w:proofErr w:type="spellEnd"/>
+        <w:t>Data Modeling</w:t>
+      </w:r>
+    </w:p>
+    <w:p>
+      <w:r>
+        <w:t>Import Data in Power Pivot</w:t>
+      </w:r>
     </w:p>
     <w:sectPr>
       <w:pgSz w:w="11906" w:h="16838"/>

--- a/05_MS_Excel/MS Excel Notes/Excel Topics.docx
+++ b/05_MS_Excel/MS Excel Notes/Excel Topics.docx
@@ -144,6 +144,11 @@
     <w:p>
       <w:r>
         <w:t>Import Data in Power Pivot</w:t>
+      </w:r>
+    </w:p>
+    <w:p>
+      <w:r>
+        <w:t>Cardinality and Filter Direction</w:t>
       </w:r>
     </w:p>
     <w:sectPr>

--- a/05_MS_Excel/MS Excel Notes/Excel Topics.docx
+++ b/05_MS_Excel/MS Excel Notes/Excel Topics.docx
@@ -149,6 +149,22 @@
     <w:p>
       <w:r>
         <w:t>Cardinality and Filter Direction</w:t>
+      </w:r>
+    </w:p>
+    <w:p>
+      <w:r>
+        <w:t>Hierarchy in Pivot Table</w:t>
+      </w:r>
+    </w:p>
+    <w:p>
+      <w:r>
+        <w:lastRenderedPageBreak/>
+        <w:t>Pivot Tables</w:t>
+      </w:r>
+    </w:p>
+    <w:p>
+      <w:r>
+        <w:t>Pivot Charts</w:t>
       </w:r>
     </w:p>
     <w:sectPr>

--- a/05_MS_Excel/MS Excel Notes/Excel Topics.docx
+++ b/05_MS_Excel/MS Excel Notes/Excel Topics.docx
@@ -11,8 +11,12 @@
       </w:r>
       <w:r>
         <w:br/>
+      </w:r>
+      <w:proofErr w:type="spellStart"/>
+      <w:r>
         <w:t>Flashfill</w:t>
       </w:r>
+      <w:proofErr w:type="spellEnd"/>
     </w:p>
     <w:p>
       <w:r>
@@ -70,8 +74,13 @@
     </w:p>
     <w:p>
       <w:r>
-        <w:t>Trimming WhiteSpace</w:t>
-      </w:r>
+        <w:t xml:space="preserve">Trimming </w:t>
+      </w:r>
+      <w:proofErr w:type="spellStart"/>
+      <w:r>
+        <w:t>WhiteSpace</w:t>
+      </w:r>
+      <w:proofErr w:type="spellEnd"/>
     </w:p>
     <w:p>
       <w:r>
@@ -84,8 +93,18 @@
       </w:r>
     </w:p>
     <w:p>
-      <w:r>
-        <w:t>If,AND,OR Functions</w:t>
+      <w:proofErr w:type="spellStart"/>
+      <w:proofErr w:type="gramStart"/>
+      <w:r>
+        <w:t>If,AND</w:t>
+      </w:r>
+      <w:proofErr w:type="gramEnd"/>
+      <w:r>
+        <w:t>,OR</w:t>
+      </w:r>
+      <w:proofErr w:type="spellEnd"/>
+      <w:r>
+        <w:t xml:space="preserve"> Functions</w:t>
       </w:r>
     </w:p>
     <w:p>
@@ -94,9 +113,35 @@
       </w:r>
     </w:p>
     <w:p>
-      <w:r>
-        <w:t>Countif, Countifs, Sumif, Sumifs</w:t>
-      </w:r>
+      <w:proofErr w:type="spellStart"/>
+      <w:r>
+        <w:t>Countif</w:t>
+      </w:r>
+      <w:proofErr w:type="spellEnd"/>
+      <w:r>
+        <w:t xml:space="preserve">, </w:t>
+      </w:r>
+      <w:proofErr w:type="spellStart"/>
+      <w:r>
+        <w:t>Countifs</w:t>
+      </w:r>
+      <w:proofErr w:type="spellEnd"/>
+      <w:r>
+        <w:t xml:space="preserve">, </w:t>
+      </w:r>
+      <w:proofErr w:type="spellStart"/>
+      <w:r>
+        <w:t>Sumif</w:t>
+      </w:r>
+      <w:proofErr w:type="spellEnd"/>
+      <w:r>
+        <w:t xml:space="preserve">, </w:t>
+      </w:r>
+      <w:proofErr w:type="spellStart"/>
+      <w:r>
+        <w:t>Sumifs</w:t>
+      </w:r>
+      <w:proofErr w:type="spellEnd"/>
     </w:p>
     <w:p>
       <w:r>
@@ -138,8 +183,13 @@
     </w:p>
     <w:p>
       <w:r>
-        <w:t>Data Modeling</w:t>
-      </w:r>
+        <w:t xml:space="preserve">Data </w:t>
+      </w:r>
+      <w:proofErr w:type="spellStart"/>
+      <w:r>
+        <w:t>Modeling</w:t>
+      </w:r>
+      <w:proofErr w:type="spellEnd"/>
     </w:p>
     <w:p>
       <w:r>
@@ -164,7 +214,22 @@
     </w:p>
     <w:p>
       <w:r>
-        <w:t>Pivot Charts</w:t>
+        <w:t>Visualizing Data</w:t>
+      </w:r>
+    </w:p>
+    <w:p>
+      <w:r>
+        <w:t>Slicer in MS Excel</w:t>
+      </w:r>
+    </w:p>
+    <w:p>
+      <w:r>
+        <w:t>Creating Buttons in Excel</w:t>
+      </w:r>
+    </w:p>
+    <w:p>
+      <w:r>
+        <w:t>Recorded Macros</w:t>
       </w:r>
     </w:p>
     <w:sectPr>
